--- a/round1/output/docx_sections/DOCE Housing Inspectors.docx
+++ b/round1/output/docx_sections/DOCE Housing Inspectors.docx
@@ -8,7 +8,7 @@
       </w:pPr>
       <w:r>
         <w:rPr>
-          <w:rFonts w:ascii="Aptos Display" w:hAnsi="Aptos Display"/>
+          <w:rFonts w:ascii="Aptos" w:hAnsi="Aptos"/>
           <w:b w:val="0"/>
           <w:i w:val="0"/>
           <w:color w:val="0F4761"/>
@@ -18,7 +18,7 @@
       </w:r>
       <w:r>
         <w:rPr>
-          <w:rFonts w:ascii="Aptos Display" w:hAnsi="Aptos Display"/>
+          <w:rFonts w:ascii="Aptos" w:hAnsi="Aptos"/>
           <w:b w:val="0"/>
           <w:i w:val="0"/>
           <w:color w:val="0F4761"/>
@@ -31,7 +31,7 @@
       <w:pPr/>
       <w:r>
         <w:rPr>
-          <w:rFonts w:ascii="Arial" w:hAnsi="Arial"/>
+          <w:rFonts w:ascii="Aptos" w:hAnsi="Aptos"/>
           <w:b w:val="0"/>
           <w:i/>
           <w:color w:val="000000"/>
@@ -44,7 +44,7 @@
       <w:pPr/>
       <w:r>
         <w:rPr>
-          <w:rFonts w:ascii="Arial" w:hAnsi="Arial"/>
+          <w:rFonts w:ascii="Aptos" w:hAnsi="Aptos"/>
           <w:b/>
           <w:i w:val="0"/>
           <w:color w:val="000000"/>
@@ -54,7 +54,7 @@
       </w:r>
       <w:r>
         <w:rPr>
-          <w:rFonts w:ascii="Arial" w:hAnsi="Arial"/>
+          <w:rFonts w:ascii="Aptos" w:hAnsi="Aptos"/>
           <w:b w:val="0"/>
           <w:i w:val="0"/>
           <w:color w:val="000000"/>
@@ -67,7 +67,7 @@
       <w:pPr/>
       <w:r>
         <w:rPr>
-          <w:rFonts w:ascii="Arial" w:hAnsi="Arial"/>
+          <w:rFonts w:ascii="Aptos" w:hAnsi="Aptos"/>
           <w:b/>
           <w:i w:val="0"/>
           <w:color w:val="000000"/>
@@ -77,13 +77,53 @@
       </w:r>
       <w:r>
         <w:rPr>
-          <w:rFonts w:ascii="Arial" w:hAnsi="Arial"/>
+          <w:rFonts w:ascii="Aptos" w:hAnsi="Aptos"/>
           <w:b w:val="0"/>
           <w:i w:val="0"/>
           <w:color w:val="000000"/>
           <w:sz w:val="22"/>
         </w:rPr>
-        <w:t>The Housing Inspectors are responsible for enforcing housing and property maintenance codes through complaint investigations, Rental Registry inspections, re-inspections, and compliance monitoring. Their primary role is to protect the health, safety, and welfare of tenants and residents by identifying code violations, documenting property conditions, educating property owners and tenants, and ensuring corrective actions are completed. Housing Inspectors manage cases from initial complaint intake through enforcement, working closely with tenants, landlords, property managers, administrative staff, supervisors, and external agencies throughout the process.</w:t>
+        <w:t xml:space="preserve">The Housing Inspectors </w:t>
+      </w:r>
+      <w:r>
+        <w:rPr>
+          <w:rFonts w:ascii="Aptos" w:hAnsi="Aptos"/>
+          <w:b w:val="0"/>
+          <w:i w:val="0"/>
+          <w:color w:val="000000"/>
+          <w:sz w:val="22"/>
+        </w:rPr>
+        <w:t>are responsible for</w:t>
+      </w:r>
+      <w:r>
+        <w:rPr>
+          <w:rFonts w:ascii="Aptos" w:hAnsi="Aptos"/>
+          <w:b w:val="0"/>
+          <w:i w:val="0"/>
+          <w:color w:val="000000"/>
+          <w:sz w:val="22"/>
+        </w:rPr>
+        <w:t xml:space="preserve"> enforcing housing and property maintenance codes through complaint investigations, Rental Registry inspections, re-inspections, and compliance monitoring. Housing Inspectors manage cases from </w:t>
+      </w:r>
+      <w:r>
+        <w:rPr>
+          <w:rFonts w:ascii="Aptos" w:hAnsi="Aptos"/>
+          <w:b w:val="0"/>
+          <w:i w:val="0"/>
+          <w:color w:val="000000"/>
+          <w:sz w:val="22"/>
+        </w:rPr>
+        <w:t>initial</w:t>
+      </w:r>
+      <w:r>
+        <w:rPr>
+          <w:rFonts w:ascii="Aptos" w:hAnsi="Aptos"/>
+          <w:b w:val="0"/>
+          <w:i w:val="0"/>
+          <w:color w:val="000000"/>
+          <w:sz w:val="22"/>
+        </w:rPr>
+        <w:t xml:space="preserve"> complaint intake through enforcement, working closely with tenants, landlords, property managers, administrative staff, supervisors, and external agencies throughout the process.</w:t>
       </w:r>
     </w:p>
     <w:p>
@@ -107,7 +147,7 @@
       </w:pPr>
       <w:r>
         <w:rPr>
-          <w:rFonts w:ascii="Arial" w:hAnsi="Arial"/>
+          <w:rFonts w:ascii="Aptos" w:hAnsi="Aptos"/>
           <w:b/>
           <w:i w:val="0"/>
           <w:color w:val="000000"/>
@@ -117,7 +157,7 @@
       </w:r>
       <w:r>
         <w:rPr>
-          <w:rFonts w:ascii="Arial" w:hAnsi="Arial"/>
+          <w:rFonts w:ascii="Aptos" w:hAnsi="Aptos"/>
           <w:b w:val="0"/>
           <w:i w:val="0"/>
           <w:color w:val="000000"/>
@@ -132,7 +172,7 @@
       </w:pPr>
       <w:r>
         <w:rPr>
-          <w:rFonts w:ascii="Arial" w:hAnsi="Arial"/>
+          <w:rFonts w:ascii="Aptos" w:hAnsi="Aptos"/>
           <w:b/>
           <w:i w:val="0"/>
           <w:color w:val="000000"/>
@@ -142,7 +182,7 @@
       </w:r>
       <w:r>
         <w:rPr>
-          <w:rFonts w:ascii="Arial" w:hAnsi="Arial"/>
+          <w:rFonts w:ascii="Aptos" w:hAnsi="Aptos"/>
           <w:b w:val="0"/>
           <w:i w:val="0"/>
           <w:color w:val="000000"/>
@@ -157,7 +197,7 @@
       </w:pPr>
       <w:r>
         <w:rPr>
-          <w:rFonts w:ascii="Arial" w:hAnsi="Arial"/>
+          <w:rFonts w:ascii="Aptos" w:hAnsi="Aptos"/>
           <w:b/>
           <w:i w:val="0"/>
           <w:color w:val="000000"/>
@@ -167,7 +207,7 @@
       </w:r>
       <w:r>
         <w:rPr>
-          <w:rFonts w:ascii="Arial" w:hAnsi="Arial"/>
+          <w:rFonts w:ascii="Aptos" w:hAnsi="Aptos"/>
           <w:b w:val="0"/>
           <w:i w:val="0"/>
           <w:color w:val="000000"/>
@@ -182,7 +222,7 @@
       </w:pPr>
       <w:r>
         <w:rPr>
-          <w:rFonts w:ascii="Arial" w:hAnsi="Arial"/>
+          <w:rFonts w:ascii="Aptos" w:hAnsi="Aptos"/>
           <w:b/>
           <w:i w:val="0"/>
           <w:color w:val="000000"/>
@@ -192,7 +232,7 @@
       </w:r>
       <w:r>
         <w:rPr>
-          <w:rFonts w:ascii="Arial" w:hAnsi="Arial"/>
+          <w:rFonts w:ascii="Aptos" w:hAnsi="Aptos"/>
           <w:b w:val="0"/>
           <w:i w:val="0"/>
           <w:color w:val="000000"/>
@@ -207,7 +247,7 @@
       </w:pPr>
       <w:r>
         <w:rPr>
-          <w:rFonts w:ascii="Arial" w:hAnsi="Arial"/>
+          <w:rFonts w:ascii="Aptos" w:hAnsi="Aptos"/>
           <w:b/>
           <w:i w:val="0"/>
           <w:color w:val="000000"/>
@@ -217,7 +257,7 @@
       </w:r>
       <w:r>
         <w:rPr>
-          <w:rFonts w:ascii="Arial" w:hAnsi="Arial"/>
+          <w:rFonts w:ascii="Aptos" w:hAnsi="Aptos"/>
           <w:b w:val="0"/>
           <w:i w:val="0"/>
           <w:color w:val="000000"/>
@@ -232,7 +272,7 @@
       </w:pPr>
       <w:r>
         <w:rPr>
-          <w:rFonts w:ascii="Arial" w:hAnsi="Arial"/>
+          <w:rFonts w:ascii="Aptos" w:hAnsi="Aptos"/>
           <w:b/>
           <w:i w:val="0"/>
           <w:color w:val="000000"/>
@@ -242,7 +282,7 @@
       </w:r>
       <w:r>
         <w:rPr>
-          <w:rFonts w:ascii="Arial" w:hAnsi="Arial"/>
+          <w:rFonts w:ascii="Aptos" w:hAnsi="Aptos"/>
           <w:b w:val="0"/>
           <w:i w:val="0"/>
           <w:color w:val="000000"/>
@@ -257,7 +297,7 @@
       </w:pPr>
       <w:r>
         <w:rPr>
-          <w:rFonts w:ascii="Arial" w:hAnsi="Arial"/>
+          <w:rFonts w:ascii="Aptos" w:hAnsi="Aptos"/>
           <w:b/>
           <w:i w:val="0"/>
           <w:color w:val="000000"/>
@@ -267,7 +307,7 @@
       </w:r>
       <w:r>
         <w:rPr>
-          <w:rFonts w:ascii="Arial" w:hAnsi="Arial"/>
+          <w:rFonts w:ascii="Aptos" w:hAnsi="Aptos"/>
           <w:b w:val="0"/>
           <w:i w:val="0"/>
           <w:color w:val="000000"/>
@@ -282,7 +322,7 @@
       </w:pPr>
       <w:r>
         <w:rPr>
-          <w:rFonts w:ascii="Arial" w:hAnsi="Arial"/>
+          <w:rFonts w:ascii="Aptos" w:hAnsi="Aptos"/>
           <w:b/>
           <w:i w:val="0"/>
           <w:color w:val="000000"/>
@@ -292,7 +332,7 @@
       </w:r>
       <w:r>
         <w:rPr>
-          <w:rFonts w:ascii="Arial" w:hAnsi="Arial"/>
+          <w:rFonts w:ascii="Aptos" w:hAnsi="Aptos"/>
           <w:b w:val="0"/>
           <w:i w:val="0"/>
           <w:color w:val="000000"/>
@@ -307,7 +347,7 @@
       </w:pPr>
       <w:r>
         <w:rPr>
-          <w:rFonts w:ascii="Arial" w:hAnsi="Arial"/>
+          <w:rFonts w:ascii="Aptos" w:hAnsi="Aptos"/>
           <w:b/>
           <w:i w:val="0"/>
           <w:color w:val="000000"/>
@@ -317,7 +357,7 @@
       </w:r>
       <w:r>
         <w:rPr>
-          <w:rFonts w:ascii="Arial" w:hAnsi="Arial"/>
+          <w:rFonts w:ascii="Aptos" w:hAnsi="Aptos"/>
           <w:b w:val="0"/>
           <w:i w:val="0"/>
           <w:color w:val="000000"/>
@@ -332,7 +372,7 @@
       </w:pPr>
       <w:r>
         <w:rPr>
-          <w:rFonts w:ascii="Arial" w:hAnsi="Arial"/>
+          <w:rFonts w:ascii="Aptos" w:hAnsi="Aptos"/>
           <w:b/>
           <w:i w:val="0"/>
           <w:color w:val="000000"/>
@@ -342,7 +382,7 @@
       </w:r>
       <w:r>
         <w:rPr>
-          <w:rFonts w:ascii="Arial" w:hAnsi="Arial"/>
+          <w:rFonts w:ascii="Aptos" w:hAnsi="Aptos"/>
           <w:b w:val="0"/>
           <w:i w:val="0"/>
           <w:color w:val="000000"/>
@@ -357,7 +397,7 @@
       </w:pPr>
       <w:r>
         <w:rPr>
-          <w:rFonts w:ascii="Arial" w:hAnsi="Arial"/>
+          <w:rFonts w:ascii="Aptos" w:hAnsi="Aptos"/>
           <w:b/>
           <w:i w:val="0"/>
           <w:color w:val="000000"/>
@@ -367,7 +407,7 @@
       </w:r>
       <w:r>
         <w:rPr>
-          <w:rFonts w:ascii="Arial" w:hAnsi="Arial"/>
+          <w:rFonts w:ascii="Aptos" w:hAnsi="Aptos"/>
           <w:b w:val="0"/>
           <w:i w:val="0"/>
           <w:color w:val="000000"/>
@@ -382,7 +422,7 @@
       </w:pPr>
       <w:r>
         <w:rPr>
-          <w:rFonts w:ascii="Arial" w:hAnsi="Arial"/>
+          <w:rFonts w:ascii="Aptos" w:hAnsi="Aptos"/>
           <w:b/>
           <w:i w:val="0"/>
           <w:color w:val="000000"/>
@@ -392,7 +432,7 @@
       </w:r>
       <w:r>
         <w:rPr>
-          <w:rFonts w:ascii="Arial" w:hAnsi="Arial"/>
+          <w:rFonts w:ascii="Aptos" w:hAnsi="Aptos"/>
           <w:b w:val="0"/>
           <w:i w:val="0"/>
           <w:color w:val="000000"/>
@@ -422,7 +462,7 @@
       </w:pPr>
       <w:r>
         <w:rPr>
-          <w:rFonts w:ascii="Arial" w:hAnsi="Arial"/>
+          <w:rFonts w:ascii="Aptos" w:hAnsi="Aptos"/>
           <w:b/>
           <w:i w:val="0"/>
           <w:color w:val="000000"/>
@@ -437,7 +477,7 @@
       </w:pPr>
       <w:r>
         <w:rPr>
-          <w:rFonts w:ascii="Arial" w:hAnsi="Arial"/>
+          <w:rFonts w:ascii="Aptos" w:hAnsi="Aptos"/>
           <w:b w:val="0"/>
           <w:i w:val="0"/>
           <w:color w:val="000000"/>
@@ -452,7 +492,7 @@
       </w:pPr>
       <w:r>
         <w:rPr>
-          <w:rFonts w:ascii="Arial" w:hAnsi="Arial"/>
+          <w:rFonts w:ascii="Aptos" w:hAnsi="Aptos"/>
           <w:b w:val="0"/>
           <w:i w:val="0"/>
           <w:color w:val="000000"/>
@@ -467,7 +507,7 @@
       </w:pPr>
       <w:r>
         <w:rPr>
-          <w:rFonts w:ascii="Arial" w:hAnsi="Arial"/>
+          <w:rFonts w:ascii="Aptos" w:hAnsi="Aptos"/>
           <w:b w:val="0"/>
           <w:i w:val="0"/>
           <w:color w:val="000000"/>
@@ -482,7 +522,7 @@
       </w:pPr>
       <w:r>
         <w:rPr>
-          <w:rFonts w:ascii="Arial" w:hAnsi="Arial"/>
+          <w:rFonts w:ascii="Aptos" w:hAnsi="Aptos"/>
           <w:b w:val="0"/>
           <w:i w:val="0"/>
           <w:color w:val="000000"/>
@@ -497,7 +537,7 @@
       </w:pPr>
       <w:r>
         <w:rPr>
-          <w:rFonts w:ascii="Arial" w:hAnsi="Arial"/>
+          <w:rFonts w:ascii="Aptos" w:hAnsi="Aptos"/>
           <w:b w:val="0"/>
           <w:i w:val="0"/>
           <w:color w:val="000000"/>
@@ -512,7 +552,7 @@
       </w:pPr>
       <w:r>
         <w:rPr>
-          <w:rFonts w:ascii="Arial" w:hAnsi="Arial"/>
+          <w:rFonts w:ascii="Aptos" w:hAnsi="Aptos"/>
           <w:b w:val="0"/>
           <w:i w:val="0"/>
           <w:color w:val="000000"/>
@@ -527,7 +567,7 @@
       </w:pPr>
       <w:r>
         <w:rPr>
-          <w:rFonts w:ascii="Arial" w:hAnsi="Arial"/>
+          <w:rFonts w:ascii="Aptos" w:hAnsi="Aptos"/>
           <w:b w:val="0"/>
           <w:i w:val="0"/>
           <w:color w:val="000000"/>
@@ -542,7 +582,7 @@
       </w:pPr>
       <w:r>
         <w:rPr>
-          <w:rFonts w:ascii="Arial" w:hAnsi="Arial"/>
+          <w:rFonts w:ascii="Aptos" w:hAnsi="Aptos"/>
           <w:b w:val="0"/>
           <w:i w:val="0"/>
           <w:color w:val="000000"/>
@@ -557,7 +597,7 @@
       </w:pPr>
       <w:r>
         <w:rPr>
-          <w:rFonts w:ascii="Arial" w:hAnsi="Arial"/>
+          <w:rFonts w:ascii="Aptos" w:hAnsi="Aptos"/>
           <w:b w:val="0"/>
           <w:i w:val="0"/>
           <w:color w:val="000000"/>
@@ -572,7 +612,7 @@
       </w:pPr>
       <w:r>
         <w:rPr>
-          <w:rFonts w:ascii="Arial" w:hAnsi="Arial"/>
+          <w:rFonts w:ascii="Aptos" w:hAnsi="Aptos"/>
           <w:b w:val="0"/>
           <w:i w:val="0"/>
           <w:color w:val="000000"/>
@@ -587,7 +627,7 @@
       </w:pPr>
       <w:r>
         <w:rPr>
-          <w:rFonts w:ascii="Arial" w:hAnsi="Arial"/>
+          <w:rFonts w:ascii="Aptos" w:hAnsi="Aptos"/>
           <w:b w:val="0"/>
           <w:i w:val="0"/>
           <w:color w:val="000000"/>
@@ -602,7 +642,7 @@
       </w:pPr>
       <w:r>
         <w:rPr>
-          <w:rFonts w:ascii="Arial" w:hAnsi="Arial"/>
+          <w:rFonts w:ascii="Aptos" w:hAnsi="Aptos"/>
           <w:b w:val="0"/>
           <w:i w:val="0"/>
           <w:color w:val="000000"/>
@@ -617,7 +657,7 @@
       </w:pPr>
       <w:r>
         <w:rPr>
-          <w:rFonts w:ascii="Arial" w:hAnsi="Arial"/>
+          <w:rFonts w:ascii="Aptos" w:hAnsi="Aptos"/>
           <w:b w:val="0"/>
           <w:i w:val="0"/>
           <w:color w:val="000000"/>
@@ -632,7 +672,7 @@
       </w:pPr>
       <w:r>
         <w:rPr>
-          <w:rFonts w:ascii="Arial" w:hAnsi="Arial"/>
+          <w:rFonts w:ascii="Aptos" w:hAnsi="Aptos"/>
           <w:b/>
           <w:i w:val="0"/>
           <w:color w:val="000000"/>
@@ -647,7 +687,7 @@
       </w:pPr>
       <w:r>
         <w:rPr>
-          <w:rFonts w:ascii="Arial" w:hAnsi="Arial"/>
+          <w:rFonts w:ascii="Aptos" w:hAnsi="Aptos"/>
           <w:b w:val="0"/>
           <w:i w:val="0"/>
           <w:color w:val="000000"/>
@@ -662,7 +702,7 @@
       </w:pPr>
       <w:r>
         <w:rPr>
-          <w:rFonts w:ascii="Arial" w:hAnsi="Arial"/>
+          <w:rFonts w:ascii="Aptos" w:hAnsi="Aptos"/>
           <w:b w:val="0"/>
           <w:i w:val="0"/>
           <w:color w:val="000000"/>
@@ -677,7 +717,7 @@
       </w:pPr>
       <w:r>
         <w:rPr>
-          <w:rFonts w:ascii="Arial" w:hAnsi="Arial"/>
+          <w:rFonts w:ascii="Aptos" w:hAnsi="Aptos"/>
           <w:b w:val="0"/>
           <w:i w:val="0"/>
           <w:color w:val="000000"/>
@@ -692,7 +732,7 @@
       </w:pPr>
       <w:r>
         <w:rPr>
-          <w:rFonts w:ascii="Arial" w:hAnsi="Arial"/>
+          <w:rFonts w:ascii="Aptos" w:hAnsi="Aptos"/>
           <w:b w:val="0"/>
           <w:i w:val="0"/>
           <w:color w:val="000000"/>
@@ -707,7 +747,7 @@
       </w:pPr>
       <w:r>
         <w:rPr>
-          <w:rFonts w:ascii="Arial" w:hAnsi="Arial"/>
+          <w:rFonts w:ascii="Aptos" w:hAnsi="Aptos"/>
           <w:b w:val="0"/>
           <w:i w:val="0"/>
           <w:color w:val="000000"/>
@@ -722,7 +762,7 @@
       </w:pPr>
       <w:r>
         <w:rPr>
-          <w:rFonts w:ascii="Arial" w:hAnsi="Arial"/>
+          <w:rFonts w:ascii="Aptos" w:hAnsi="Aptos"/>
           <w:b w:val="0"/>
           <w:i w:val="0"/>
           <w:color w:val="000000"/>
@@ -737,7 +777,7 @@
       </w:pPr>
       <w:r>
         <w:rPr>
-          <w:rFonts w:ascii="Arial" w:hAnsi="Arial"/>
+          <w:rFonts w:ascii="Aptos" w:hAnsi="Aptos"/>
           <w:b w:val="0"/>
           <w:i w:val="0"/>
           <w:color w:val="000000"/>
@@ -752,7 +792,7 @@
       </w:pPr>
       <w:r>
         <w:rPr>
-          <w:rFonts w:ascii="Arial" w:hAnsi="Arial"/>
+          <w:rFonts w:ascii="Aptos" w:hAnsi="Aptos"/>
           <w:b w:val="0"/>
           <w:i w:val="0"/>
           <w:color w:val="000000"/>
@@ -767,7 +807,7 @@
       </w:pPr>
       <w:r>
         <w:rPr>
-          <w:rFonts w:ascii="Arial" w:hAnsi="Arial"/>
+          <w:rFonts w:ascii="Aptos" w:hAnsi="Aptos"/>
           <w:b w:val="0"/>
           <w:i w:val="0"/>
           <w:color w:val="000000"/>
@@ -782,7 +822,7 @@
       </w:pPr>
       <w:r>
         <w:rPr>
-          <w:rFonts w:ascii="Arial" w:hAnsi="Arial"/>
+          <w:rFonts w:ascii="Aptos" w:hAnsi="Aptos"/>
           <w:b w:val="0"/>
           <w:i w:val="0"/>
           <w:color w:val="000000"/>
@@ -797,7 +837,7 @@
       </w:pPr>
       <w:r>
         <w:rPr>
-          <w:rFonts w:ascii="Arial" w:hAnsi="Arial"/>
+          <w:rFonts w:ascii="Aptos" w:hAnsi="Aptos"/>
           <w:b w:val="0"/>
           <w:i w:val="0"/>
           <w:color w:val="000000"/>
@@ -812,7 +852,7 @@
       </w:pPr>
       <w:r>
         <w:rPr>
-          <w:rFonts w:ascii="Arial" w:hAnsi="Arial"/>
+          <w:rFonts w:ascii="Aptos" w:hAnsi="Aptos"/>
           <w:b w:val="0"/>
           <w:i w:val="0"/>
           <w:color w:val="000000"/>
@@ -827,7 +867,7 @@
       </w:pPr>
       <w:r>
         <w:rPr>
-          <w:rFonts w:ascii="Arial" w:hAnsi="Arial"/>
+          <w:rFonts w:ascii="Aptos" w:hAnsi="Aptos"/>
           <w:b w:val="0"/>
           <w:i w:val="0"/>
           <w:color w:val="000000"/>
@@ -842,7 +882,7 @@
       </w:pPr>
       <w:r>
         <w:rPr>
-          <w:rFonts w:ascii="Arial" w:hAnsi="Arial"/>
+          <w:rFonts w:ascii="Aptos" w:hAnsi="Aptos"/>
           <w:b w:val="0"/>
           <w:i w:val="0"/>
           <w:color w:val="000000"/>
@@ -857,7 +897,7 @@
       </w:pPr>
       <w:r>
         <w:rPr>
-          <w:rFonts w:ascii="Arial" w:hAnsi="Arial"/>
+          <w:rFonts w:ascii="Aptos" w:hAnsi="Aptos"/>
           <w:b w:val="0"/>
           <w:i w:val="0"/>
           <w:color w:val="000000"/>
@@ -872,7 +912,7 @@
       </w:pPr>
       <w:r>
         <w:rPr>
-          <w:rFonts w:ascii="Arial" w:hAnsi="Arial"/>
+          <w:rFonts w:ascii="Aptos" w:hAnsi="Aptos"/>
           <w:b/>
           <w:i w:val="0"/>
           <w:color w:val="000000"/>
@@ -887,7 +927,7 @@
       </w:pPr>
       <w:r>
         <w:rPr>
-          <w:rFonts w:ascii="Arial" w:hAnsi="Arial"/>
+          <w:rFonts w:ascii="Aptos" w:hAnsi="Aptos"/>
           <w:b w:val="0"/>
           <w:i w:val="0"/>
           <w:color w:val="000000"/>
@@ -902,7 +942,7 @@
       </w:pPr>
       <w:r>
         <w:rPr>
-          <w:rFonts w:ascii="Arial" w:hAnsi="Arial"/>
+          <w:rFonts w:ascii="Aptos" w:hAnsi="Aptos"/>
           <w:b w:val="0"/>
           <w:i w:val="0"/>
           <w:color w:val="000000"/>
@@ -917,7 +957,7 @@
       </w:pPr>
       <w:r>
         <w:rPr>
-          <w:rFonts w:ascii="Arial" w:hAnsi="Arial"/>
+          <w:rFonts w:ascii="Aptos" w:hAnsi="Aptos"/>
           <w:b w:val="0"/>
           <w:i w:val="0"/>
           <w:color w:val="000000"/>
@@ -932,7 +972,7 @@
       </w:pPr>
       <w:r>
         <w:rPr>
-          <w:rFonts w:ascii="Arial" w:hAnsi="Arial"/>
+          <w:rFonts w:ascii="Aptos" w:hAnsi="Aptos"/>
           <w:b w:val="0"/>
           <w:i w:val="0"/>
           <w:color w:val="000000"/>
@@ -947,7 +987,7 @@
       </w:pPr>
       <w:r>
         <w:rPr>
-          <w:rFonts w:ascii="Arial" w:hAnsi="Arial"/>
+          <w:rFonts w:ascii="Aptos" w:hAnsi="Aptos"/>
           <w:b w:val="0"/>
           <w:i w:val="0"/>
           <w:color w:val="000000"/>
@@ -962,7 +1002,7 @@
       </w:pPr>
       <w:r>
         <w:rPr>
-          <w:rFonts w:ascii="Arial" w:hAnsi="Arial"/>
+          <w:rFonts w:ascii="Aptos" w:hAnsi="Aptos"/>
           <w:b w:val="0"/>
           <w:i w:val="0"/>
           <w:color w:val="000000"/>
@@ -977,7 +1017,7 @@
       </w:pPr>
       <w:r>
         <w:rPr>
-          <w:rFonts w:ascii="Arial" w:hAnsi="Arial"/>
+          <w:rFonts w:ascii="Aptos" w:hAnsi="Aptos"/>
           <w:b w:val="0"/>
           <w:i w:val="0"/>
           <w:color w:val="000000"/>
@@ -992,7 +1032,7 @@
       </w:pPr>
       <w:r>
         <w:rPr>
-          <w:rFonts w:ascii="Arial" w:hAnsi="Arial"/>
+          <w:rFonts w:ascii="Aptos" w:hAnsi="Aptos"/>
           <w:b w:val="0"/>
           <w:i w:val="0"/>
           <w:color w:val="000000"/>
@@ -1007,7 +1047,7 @@
       </w:pPr>
       <w:r>
         <w:rPr>
-          <w:rFonts w:ascii="Arial" w:hAnsi="Arial"/>
+          <w:rFonts w:ascii="Aptos" w:hAnsi="Aptos"/>
           <w:b w:val="0"/>
           <w:i w:val="0"/>
           <w:color w:val="000000"/>
@@ -1022,7 +1062,7 @@
       </w:pPr>
       <w:r>
         <w:rPr>
-          <w:rFonts w:ascii="Arial" w:hAnsi="Arial"/>
+          <w:rFonts w:ascii="Aptos" w:hAnsi="Aptos"/>
           <w:b w:val="0"/>
           <w:i w:val="0"/>
           <w:color w:val="000000"/>
@@ -1037,7 +1077,7 @@
       </w:pPr>
       <w:r>
         <w:rPr>
-          <w:rFonts w:ascii="Arial" w:hAnsi="Arial"/>
+          <w:rFonts w:ascii="Aptos" w:hAnsi="Aptos"/>
           <w:b w:val="0"/>
           <w:i w:val="0"/>
           <w:color w:val="000000"/>
@@ -1052,7 +1092,7 @@
       </w:pPr>
       <w:r>
         <w:rPr>
-          <w:rFonts w:ascii="Arial" w:hAnsi="Arial"/>
+          <w:rFonts w:ascii="Aptos" w:hAnsi="Aptos"/>
           <w:b w:val="0"/>
           <w:i w:val="0"/>
           <w:color w:val="000000"/>
@@ -1067,7 +1107,7 @@
       </w:pPr>
       <w:r>
         <w:rPr>
-          <w:rFonts w:ascii="Arial" w:hAnsi="Arial"/>
+          <w:rFonts w:ascii="Aptos" w:hAnsi="Aptos"/>
           <w:b w:val="0"/>
           <w:i w:val="0"/>
           <w:color w:val="000000"/>
@@ -1082,7 +1122,7 @@
       </w:pPr>
       <w:r>
         <w:rPr>
-          <w:rFonts w:ascii="Arial" w:hAnsi="Arial"/>
+          <w:rFonts w:ascii="Aptos" w:hAnsi="Aptos"/>
           <w:b w:val="0"/>
           <w:i w:val="0"/>
           <w:color w:val="000000"/>
@@ -1097,7 +1137,7 @@
       </w:pPr>
       <w:r>
         <w:rPr>
-          <w:rFonts w:ascii="Arial" w:hAnsi="Arial"/>
+          <w:rFonts w:ascii="Aptos" w:hAnsi="Aptos"/>
           <w:b w:val="0"/>
           <w:i w:val="0"/>
           <w:color w:val="000000"/>
@@ -1112,7 +1152,7 @@
       </w:pPr>
       <w:r>
         <w:rPr>
-          <w:rFonts w:ascii="Arial" w:hAnsi="Arial"/>
+          <w:rFonts w:ascii="Aptos" w:hAnsi="Aptos"/>
           <w:b w:val="0"/>
           <w:i w:val="0"/>
           <w:color w:val="000000"/>
@@ -1127,7 +1167,7 @@
       </w:pPr>
       <w:r>
         <w:rPr>
-          <w:rFonts w:ascii="Arial" w:hAnsi="Arial"/>
+          <w:rFonts w:ascii="Aptos" w:hAnsi="Aptos"/>
           <w:b w:val="0"/>
           <w:i w:val="0"/>
           <w:color w:val="000000"/>
@@ -1142,7 +1182,7 @@
       </w:pPr>
       <w:r>
         <w:rPr>
-          <w:rFonts w:ascii="Arial" w:hAnsi="Arial"/>
+          <w:rFonts w:ascii="Aptos" w:hAnsi="Aptos"/>
           <w:b w:val="0"/>
           <w:i w:val="0"/>
           <w:color w:val="000000"/>
@@ -1157,7 +1197,7 @@
       </w:pPr>
       <w:r>
         <w:rPr>
-          <w:rFonts w:ascii="Arial" w:hAnsi="Arial"/>
+          <w:rFonts w:ascii="Aptos" w:hAnsi="Aptos"/>
           <w:b/>
           <w:i w:val="0"/>
           <w:color w:val="000000"/>
@@ -1172,7 +1212,7 @@
       </w:pPr>
       <w:r>
         <w:rPr>
-          <w:rFonts w:ascii="Arial" w:hAnsi="Arial"/>
+          <w:rFonts w:ascii="Aptos" w:hAnsi="Aptos"/>
           <w:b w:val="0"/>
           <w:i w:val="0"/>
           <w:color w:val="000000"/>
@@ -1187,7 +1227,7 @@
       </w:pPr>
       <w:r>
         <w:rPr>
-          <w:rFonts w:ascii="Arial" w:hAnsi="Arial"/>
+          <w:rFonts w:ascii="Aptos" w:hAnsi="Aptos"/>
           <w:b w:val="0"/>
           <w:i w:val="0"/>
           <w:color w:val="000000"/>
@@ -1202,7 +1242,7 @@
       </w:pPr>
       <w:r>
         <w:rPr>
-          <w:rFonts w:ascii="Arial" w:hAnsi="Arial"/>
+          <w:rFonts w:ascii="Aptos" w:hAnsi="Aptos"/>
           <w:b w:val="0"/>
           <w:i w:val="0"/>
           <w:color w:val="000000"/>
@@ -1217,7 +1257,7 @@
       </w:pPr>
       <w:r>
         <w:rPr>
-          <w:rFonts w:ascii="Arial" w:hAnsi="Arial"/>
+          <w:rFonts w:ascii="Aptos" w:hAnsi="Aptos"/>
           <w:b w:val="0"/>
           <w:i w:val="0"/>
           <w:color w:val="000000"/>
@@ -1232,7 +1272,7 @@
       </w:pPr>
       <w:r>
         <w:rPr>
-          <w:rFonts w:ascii="Arial" w:hAnsi="Arial"/>
+          <w:rFonts w:ascii="Aptos" w:hAnsi="Aptos"/>
           <w:b w:val="0"/>
           <w:i w:val="0"/>
           <w:color w:val="000000"/>
@@ -1247,7 +1287,7 @@
       </w:pPr>
       <w:r>
         <w:rPr>
-          <w:rFonts w:ascii="Arial" w:hAnsi="Arial"/>
+          <w:rFonts w:ascii="Aptos" w:hAnsi="Aptos"/>
           <w:b w:val="0"/>
           <w:i w:val="0"/>
           <w:color w:val="000000"/>
@@ -1262,7 +1302,7 @@
       </w:pPr>
       <w:r>
         <w:rPr>
-          <w:rFonts w:ascii="Arial" w:hAnsi="Arial"/>
+          <w:rFonts w:ascii="Aptos" w:hAnsi="Aptos"/>
           <w:b w:val="0"/>
           <w:i w:val="0"/>
           <w:color w:val="000000"/>
@@ -1277,7 +1317,7 @@
       </w:pPr>
       <w:r>
         <w:rPr>
-          <w:rFonts w:ascii="Arial" w:hAnsi="Arial"/>
+          <w:rFonts w:ascii="Aptos" w:hAnsi="Aptos"/>
           <w:b w:val="0"/>
           <w:i w:val="0"/>
           <w:color w:val="000000"/>
@@ -1292,7 +1332,7 @@
       </w:pPr>
       <w:r>
         <w:rPr>
-          <w:rFonts w:ascii="Arial" w:hAnsi="Arial"/>
+          <w:rFonts w:ascii="Aptos" w:hAnsi="Aptos"/>
           <w:b w:val="0"/>
           <w:i w:val="0"/>
           <w:color w:val="000000"/>
@@ -1307,7 +1347,7 @@
       </w:pPr>
       <w:r>
         <w:rPr>
-          <w:rFonts w:ascii="Arial" w:hAnsi="Arial"/>
+          <w:rFonts w:ascii="Aptos" w:hAnsi="Aptos"/>
           <w:b w:val="0"/>
           <w:i w:val="0"/>
           <w:color w:val="000000"/>
@@ -1322,7 +1362,7 @@
       </w:pPr>
       <w:r>
         <w:rPr>
-          <w:rFonts w:ascii="Arial" w:hAnsi="Arial"/>
+          <w:rFonts w:ascii="Aptos" w:hAnsi="Aptos"/>
           <w:b w:val="0"/>
           <w:i w:val="0"/>
           <w:color w:val="000000"/>
@@ -1337,7 +1377,7 @@
       </w:pPr>
       <w:r>
         <w:rPr>
-          <w:rFonts w:ascii="Arial" w:hAnsi="Arial"/>
+          <w:rFonts w:ascii="Aptos" w:hAnsi="Aptos"/>
           <w:b w:val="0"/>
           <w:i w:val="0"/>
           <w:color w:val="000000"/>
@@ -1352,7 +1392,7 @@
       </w:pPr>
       <w:r>
         <w:rPr>
-          <w:rFonts w:ascii="Arial" w:hAnsi="Arial"/>
+          <w:rFonts w:ascii="Aptos" w:hAnsi="Aptos"/>
           <w:b w:val="0"/>
           <w:i w:val="0"/>
           <w:color w:val="000000"/>
@@ -1367,7 +1407,7 @@
       </w:pPr>
       <w:r>
         <w:rPr>
-          <w:rFonts w:ascii="Arial" w:hAnsi="Arial"/>
+          <w:rFonts w:ascii="Aptos" w:hAnsi="Aptos"/>
           <w:b w:val="0"/>
           <w:i w:val="0"/>
           <w:color w:val="000000"/>
@@ -1382,7 +1422,7 @@
       </w:pPr>
       <w:r>
         <w:rPr>
-          <w:rFonts w:ascii="Arial" w:hAnsi="Arial"/>
+          <w:rFonts w:ascii="Aptos" w:hAnsi="Aptos"/>
           <w:b w:val="0"/>
           <w:i w:val="0"/>
           <w:color w:val="000000"/>
@@ -1397,7 +1437,7 @@
       </w:pPr>
       <w:r>
         <w:rPr>
-          <w:rFonts w:ascii="Arial" w:hAnsi="Arial"/>
+          <w:rFonts w:ascii="Aptos" w:hAnsi="Aptos"/>
           <w:b/>
           <w:i w:val="0"/>
           <w:color w:val="000000"/>
@@ -1412,7 +1452,7 @@
       </w:pPr>
       <w:r>
         <w:rPr>
-          <w:rFonts w:ascii="Arial" w:hAnsi="Arial"/>
+          <w:rFonts w:ascii="Aptos" w:hAnsi="Aptos"/>
           <w:b w:val="0"/>
           <w:i w:val="0"/>
           <w:color w:val="000000"/>
@@ -1427,7 +1467,7 @@
       </w:pPr>
       <w:r>
         <w:rPr>
-          <w:rFonts w:ascii="Arial" w:hAnsi="Arial"/>
+          <w:rFonts w:ascii="Aptos" w:hAnsi="Aptos"/>
           <w:b w:val="0"/>
           <w:i w:val="0"/>
           <w:color w:val="000000"/>
@@ -1442,7 +1482,7 @@
       </w:pPr>
       <w:r>
         <w:rPr>
-          <w:rFonts w:ascii="Arial" w:hAnsi="Arial"/>
+          <w:rFonts w:ascii="Aptos" w:hAnsi="Aptos"/>
           <w:b w:val="0"/>
           <w:i w:val="0"/>
           <w:color w:val="000000"/>
@@ -1457,7 +1497,7 @@
       </w:pPr>
       <w:r>
         <w:rPr>
-          <w:rFonts w:ascii="Arial" w:hAnsi="Arial"/>
+          <w:rFonts w:ascii="Aptos" w:hAnsi="Aptos"/>
           <w:b w:val="0"/>
           <w:i w:val="0"/>
           <w:color w:val="000000"/>
@@ -1472,7 +1512,7 @@
       </w:pPr>
       <w:r>
         <w:rPr>
-          <w:rFonts w:ascii="Arial" w:hAnsi="Arial"/>
+          <w:rFonts w:ascii="Aptos" w:hAnsi="Aptos"/>
           <w:b w:val="0"/>
           <w:i w:val="0"/>
           <w:color w:val="000000"/>
@@ -1487,7 +1527,7 @@
       </w:pPr>
       <w:r>
         <w:rPr>
-          <w:rFonts w:ascii="Arial" w:hAnsi="Arial"/>
+          <w:rFonts w:ascii="Aptos" w:hAnsi="Aptos"/>
           <w:b w:val="0"/>
           <w:i w:val="0"/>
           <w:color w:val="000000"/>
@@ -1502,7 +1542,7 @@
       </w:pPr>
       <w:r>
         <w:rPr>
-          <w:rFonts w:ascii="Arial" w:hAnsi="Arial"/>
+          <w:rFonts w:ascii="Aptos" w:hAnsi="Aptos"/>
           <w:b w:val="0"/>
           <w:i w:val="0"/>
           <w:color w:val="000000"/>
@@ -1517,7 +1557,7 @@
       </w:pPr>
       <w:r>
         <w:rPr>
-          <w:rFonts w:ascii="Arial" w:hAnsi="Arial"/>
+          <w:rFonts w:ascii="Aptos" w:hAnsi="Aptos"/>
           <w:b w:val="0"/>
           <w:i w:val="0"/>
           <w:color w:val="000000"/>
@@ -1532,7 +1572,7 @@
       </w:pPr>
       <w:r>
         <w:rPr>
-          <w:rFonts w:ascii="Arial" w:hAnsi="Arial"/>
+          <w:rFonts w:ascii="Aptos" w:hAnsi="Aptos"/>
           <w:b w:val="0"/>
           <w:i w:val="0"/>
           <w:color w:val="000000"/>
@@ -1547,7 +1587,7 @@
       </w:pPr>
       <w:r>
         <w:rPr>
-          <w:rFonts w:ascii="Arial" w:hAnsi="Arial"/>
+          <w:rFonts w:ascii="Aptos" w:hAnsi="Aptos"/>
           <w:b w:val="0"/>
           <w:i w:val="0"/>
           <w:color w:val="000000"/>
@@ -1562,7 +1602,7 @@
       </w:pPr>
       <w:r>
         <w:rPr>
-          <w:rFonts w:ascii="Arial" w:hAnsi="Arial"/>
+          <w:rFonts w:ascii="Aptos" w:hAnsi="Aptos"/>
           <w:b w:val="0"/>
           <w:i w:val="0"/>
           <w:color w:val="000000"/>
@@ -1577,7 +1617,7 @@
       </w:pPr>
       <w:r>
         <w:rPr>
-          <w:rFonts w:ascii="Arial" w:hAnsi="Arial"/>
+          <w:rFonts w:ascii="Aptos" w:hAnsi="Aptos"/>
           <w:b w:val="0"/>
           <w:i w:val="0"/>
           <w:color w:val="000000"/>
@@ -1592,7 +1632,7 @@
       </w:pPr>
       <w:r>
         <w:rPr>
-          <w:rFonts w:ascii="Arial" w:hAnsi="Arial"/>
+          <w:rFonts w:ascii="Aptos" w:hAnsi="Aptos"/>
           <w:b w:val="0"/>
           <w:i w:val="0"/>
           <w:color w:val="000000"/>
@@ -1607,7 +1647,7 @@
       </w:pPr>
       <w:r>
         <w:rPr>
-          <w:rFonts w:ascii="Arial" w:hAnsi="Arial"/>
+          <w:rFonts w:ascii="Aptos" w:hAnsi="Aptos"/>
           <w:b w:val="0"/>
           <w:i w:val="0"/>
           <w:color w:val="000000"/>
@@ -1622,7 +1662,7 @@
       </w:pPr>
       <w:r>
         <w:rPr>
-          <w:rFonts w:ascii="Arial" w:hAnsi="Arial"/>
+          <w:rFonts w:ascii="Aptos" w:hAnsi="Aptos"/>
           <w:b w:val="0"/>
           <w:i w:val="0"/>
           <w:color w:val="000000"/>
@@ -1637,7 +1677,7 @@
       </w:pPr>
       <w:r>
         <w:rPr>
-          <w:rFonts w:ascii="Arial" w:hAnsi="Arial"/>
+          <w:rFonts w:ascii="Aptos" w:hAnsi="Aptos"/>
           <w:b w:val="0"/>
           <w:i w:val="0"/>
           <w:color w:val="000000"/>
@@ -1652,7 +1692,7 @@
       </w:pPr>
       <w:r>
         <w:rPr>
-          <w:rFonts w:ascii="Arial" w:hAnsi="Arial"/>
+          <w:rFonts w:ascii="Aptos" w:hAnsi="Aptos"/>
           <w:b w:val="0"/>
           <w:i w:val="0"/>
           <w:color w:val="000000"/>
@@ -1667,7 +1707,7 @@
       </w:pPr>
       <w:r>
         <w:rPr>
-          <w:rFonts w:ascii="Arial" w:hAnsi="Arial"/>
+          <w:rFonts w:ascii="Aptos" w:hAnsi="Aptos"/>
           <w:b/>
           <w:i w:val="0"/>
           <w:color w:val="000000"/>
@@ -1682,7 +1722,7 @@
       </w:pPr>
       <w:r>
         <w:rPr>
-          <w:rFonts w:ascii="Arial" w:hAnsi="Arial"/>
+          <w:rFonts w:ascii="Aptos" w:hAnsi="Aptos"/>
           <w:b w:val="0"/>
           <w:i w:val="0"/>
           <w:color w:val="000000"/>
@@ -1697,7 +1737,7 @@
       </w:pPr>
       <w:r>
         <w:rPr>
-          <w:rFonts w:ascii="Arial" w:hAnsi="Arial"/>
+          <w:rFonts w:ascii="Aptos" w:hAnsi="Aptos"/>
           <w:b w:val="0"/>
           <w:i w:val="0"/>
           <w:color w:val="000000"/>
@@ -1712,7 +1752,7 @@
       </w:pPr>
       <w:r>
         <w:rPr>
-          <w:rFonts w:ascii="Arial" w:hAnsi="Arial"/>
+          <w:rFonts w:ascii="Aptos" w:hAnsi="Aptos"/>
           <w:b w:val="0"/>
           <w:i w:val="0"/>
           <w:color w:val="000000"/>
@@ -1727,7 +1767,7 @@
       </w:pPr>
       <w:r>
         <w:rPr>
-          <w:rFonts w:ascii="Arial" w:hAnsi="Arial"/>
+          <w:rFonts w:ascii="Aptos" w:hAnsi="Aptos"/>
           <w:b w:val="0"/>
           <w:i w:val="0"/>
           <w:color w:val="000000"/>
@@ -1742,7 +1782,7 @@
       </w:pPr>
       <w:r>
         <w:rPr>
-          <w:rFonts w:ascii="Arial" w:hAnsi="Arial"/>
+          <w:rFonts w:ascii="Aptos" w:hAnsi="Aptos"/>
           <w:b w:val="0"/>
           <w:i w:val="0"/>
           <w:color w:val="000000"/>
@@ -1757,7 +1797,7 @@
       </w:pPr>
       <w:r>
         <w:rPr>
-          <w:rFonts w:ascii="Arial" w:hAnsi="Arial"/>
+          <w:rFonts w:ascii="Aptos" w:hAnsi="Aptos"/>
           <w:b w:val="0"/>
           <w:i w:val="0"/>
           <w:color w:val="000000"/>
@@ -1772,7 +1812,7 @@
       </w:pPr>
       <w:r>
         <w:rPr>
-          <w:rFonts w:ascii="Arial" w:hAnsi="Arial"/>
+          <w:rFonts w:ascii="Aptos" w:hAnsi="Aptos"/>
           <w:b w:val="0"/>
           <w:i w:val="0"/>
           <w:color w:val="000000"/>
@@ -1787,7 +1827,7 @@
       </w:pPr>
       <w:r>
         <w:rPr>
-          <w:rFonts w:ascii="Arial" w:hAnsi="Arial"/>
+          <w:rFonts w:ascii="Aptos" w:hAnsi="Aptos"/>
           <w:b w:val="0"/>
           <w:i w:val="0"/>
           <w:color w:val="000000"/>
@@ -1802,7 +1842,7 @@
       </w:pPr>
       <w:r>
         <w:rPr>
-          <w:rFonts w:ascii="Arial" w:hAnsi="Arial"/>
+          <w:rFonts w:ascii="Aptos" w:hAnsi="Aptos"/>
           <w:b w:val="0"/>
           <w:i w:val="0"/>
           <w:color w:val="000000"/>
@@ -1817,7 +1857,7 @@
       </w:pPr>
       <w:r>
         <w:rPr>
-          <w:rFonts w:ascii="Arial" w:hAnsi="Arial"/>
+          <w:rFonts w:ascii="Aptos" w:hAnsi="Aptos"/>
           <w:b w:val="0"/>
           <w:i w:val="0"/>
           <w:color w:val="000000"/>
@@ -1832,7 +1872,7 @@
       </w:pPr>
       <w:r>
         <w:rPr>
-          <w:rFonts w:ascii="Arial" w:hAnsi="Arial"/>
+          <w:rFonts w:ascii="Aptos" w:hAnsi="Aptos"/>
           <w:b w:val="0"/>
           <w:i w:val="0"/>
           <w:color w:val="000000"/>
@@ -1847,7 +1887,7 @@
       </w:pPr>
       <w:r>
         <w:rPr>
-          <w:rFonts w:ascii="Arial" w:hAnsi="Arial"/>
+          <w:rFonts w:ascii="Aptos" w:hAnsi="Aptos"/>
           <w:b w:val="0"/>
           <w:i w:val="0"/>
           <w:color w:val="000000"/>
@@ -1862,7 +1902,7 @@
       </w:pPr>
       <w:r>
         <w:rPr>
-          <w:rFonts w:ascii="Arial" w:hAnsi="Arial"/>
+          <w:rFonts w:ascii="Aptos" w:hAnsi="Aptos"/>
           <w:b w:val="0"/>
           <w:i w:val="0"/>
           <w:color w:val="000000"/>
@@ -1877,7 +1917,7 @@
       </w:pPr>
       <w:r>
         <w:rPr>
-          <w:rFonts w:ascii="Arial" w:hAnsi="Arial"/>
+          <w:rFonts w:ascii="Aptos" w:hAnsi="Aptos"/>
           <w:b w:val="0"/>
           <w:i w:val="0"/>
           <w:color w:val="000000"/>
@@ -1892,7 +1932,7 @@
       </w:pPr>
       <w:r>
         <w:rPr>
-          <w:rFonts w:ascii="Arial" w:hAnsi="Arial"/>
+          <w:rFonts w:ascii="Aptos" w:hAnsi="Aptos"/>
           <w:b w:val="0"/>
           <w:i w:val="0"/>
           <w:color w:val="000000"/>
@@ -1907,7 +1947,7 @@
       </w:pPr>
       <w:r>
         <w:rPr>
-          <w:rFonts w:ascii="Arial" w:hAnsi="Arial"/>
+          <w:rFonts w:ascii="Aptos" w:hAnsi="Aptos"/>
           <w:b w:val="0"/>
           <w:i w:val="0"/>
           <w:color w:val="000000"/>
@@ -1922,7 +1962,7 @@
       </w:pPr>
       <w:r>
         <w:rPr>
-          <w:rFonts w:ascii="Arial" w:hAnsi="Arial"/>
+          <w:rFonts w:ascii="Aptos" w:hAnsi="Aptos"/>
           <w:b w:val="0"/>
           <w:i w:val="0"/>
           <w:color w:val="000000"/>
@@ -1937,7 +1977,7 @@
       </w:pPr>
       <w:r>
         <w:rPr>
-          <w:rFonts w:ascii="Arial" w:hAnsi="Arial"/>
+          <w:rFonts w:ascii="Aptos" w:hAnsi="Aptos"/>
           <w:b w:val="0"/>
           <w:i w:val="0"/>
           <w:color w:val="000000"/>
@@ -1952,7 +1992,7 @@
       </w:pPr>
       <w:r>
         <w:rPr>
-          <w:rFonts w:ascii="Arial" w:hAnsi="Arial"/>
+          <w:rFonts w:ascii="Aptos" w:hAnsi="Aptos"/>
           <w:b w:val="0"/>
           <w:i w:val="0"/>
           <w:color w:val="000000"/>
@@ -1967,7 +2007,7 @@
       </w:pPr>
       <w:r>
         <w:rPr>
-          <w:rFonts w:ascii="Arial" w:hAnsi="Arial"/>
+          <w:rFonts w:ascii="Aptos" w:hAnsi="Aptos"/>
           <w:b w:val="0"/>
           <w:i w:val="0"/>
           <w:color w:val="000000"/>
@@ -1982,7 +2022,7 @@
       </w:pPr>
       <w:r>
         <w:rPr>
-          <w:rFonts w:ascii="Arial" w:hAnsi="Arial"/>
+          <w:rFonts w:ascii="Aptos" w:hAnsi="Aptos"/>
           <w:b w:val="0"/>
           <w:i w:val="0"/>
           <w:color w:val="000000"/>
@@ -1997,7 +2037,7 @@
       </w:pPr>
       <w:r>
         <w:rPr>
-          <w:rFonts w:ascii="Arial" w:hAnsi="Arial"/>
+          <w:rFonts w:ascii="Aptos" w:hAnsi="Aptos"/>
           <w:b w:val="0"/>
           <w:i w:val="0"/>
           <w:color w:val="000000"/>
@@ -2012,7 +2052,7 @@
       </w:pPr>
       <w:r>
         <w:rPr>
-          <w:rFonts w:ascii="Arial" w:hAnsi="Arial"/>
+          <w:rFonts w:ascii="Aptos" w:hAnsi="Aptos"/>
           <w:b w:val="0"/>
           <w:i w:val="0"/>
           <w:color w:val="000000"/>
@@ -2025,7 +2065,7 @@
       <w:pPr/>
       <w:r>
         <w:rPr>
-          <w:rFonts w:ascii="Arial" w:hAnsi="Arial"/>
+          <w:rFonts w:ascii="Aptos" w:hAnsi="Aptos"/>
           <w:b w:val="0"/>
           <w:i w:val="0"/>
           <w:color w:val="000000"/>
@@ -2055,7 +2095,7 @@
       </w:pPr>
       <w:r>
         <w:rPr>
-          <w:rFonts w:ascii="Arial" w:hAnsi="Arial"/>
+          <w:rFonts w:ascii="Aptos" w:hAnsi="Aptos"/>
           <w:b w:val="0"/>
           <w:i w:val="0"/>
           <w:color w:val="000000"/>
@@ -2070,7 +2110,7 @@
       </w:pPr>
       <w:r>
         <w:rPr>
-          <w:rFonts w:ascii="Arial" w:hAnsi="Arial"/>
+          <w:rFonts w:ascii="Aptos" w:hAnsi="Aptos"/>
           <w:b w:val="0"/>
           <w:i w:val="0"/>
           <w:color w:val="000000"/>
@@ -2085,7 +2125,7 @@
       </w:pPr>
       <w:r>
         <w:rPr>
-          <w:rFonts w:ascii="Arial" w:hAnsi="Arial"/>
+          <w:rFonts w:ascii="Aptos" w:hAnsi="Aptos"/>
           <w:b w:val="0"/>
           <w:i w:val="0"/>
           <w:color w:val="000000"/>
@@ -2100,7 +2140,7 @@
       </w:pPr>
       <w:r>
         <w:rPr>
-          <w:rFonts w:ascii="Arial" w:hAnsi="Arial"/>
+          <w:rFonts w:ascii="Aptos" w:hAnsi="Aptos"/>
           <w:b w:val="0"/>
           <w:i w:val="0"/>
           <w:color w:val="000000"/>
@@ -2115,7 +2155,7 @@
       </w:pPr>
       <w:r>
         <w:rPr>
-          <w:rFonts w:ascii="Arial" w:hAnsi="Arial"/>
+          <w:rFonts w:ascii="Aptos" w:hAnsi="Aptos"/>
           <w:b w:val="0"/>
           <w:i w:val="0"/>
           <w:color w:val="000000"/>
@@ -2130,7 +2170,7 @@
       </w:pPr>
       <w:r>
         <w:rPr>
-          <w:rFonts w:ascii="Arial" w:hAnsi="Arial"/>
+          <w:rFonts w:ascii="Aptos" w:hAnsi="Aptos"/>
           <w:b w:val="0"/>
           <w:i w:val="0"/>
           <w:color w:val="000000"/>
@@ -2145,7 +2185,7 @@
       </w:pPr>
       <w:r>
         <w:rPr>
-          <w:rFonts w:ascii="Arial" w:hAnsi="Arial"/>
+          <w:rFonts w:ascii="Aptos" w:hAnsi="Aptos"/>
           <w:b w:val="0"/>
           <w:i w:val="0"/>
           <w:color w:val="000000"/>
@@ -2160,7 +2200,7 @@
       </w:pPr>
       <w:r>
         <w:rPr>
-          <w:rFonts w:ascii="Arial" w:hAnsi="Arial"/>
+          <w:rFonts w:ascii="Aptos" w:hAnsi="Aptos"/>
           <w:b w:val="0"/>
           <w:i w:val="0"/>
           <w:color w:val="000000"/>
@@ -2175,7 +2215,7 @@
       </w:pPr>
       <w:r>
         <w:rPr>
-          <w:rFonts w:ascii="Arial" w:hAnsi="Arial"/>
+          <w:rFonts w:ascii="Aptos" w:hAnsi="Aptos"/>
           <w:b w:val="0"/>
           <w:i w:val="0"/>
           <w:color w:val="000000"/>
@@ -2190,7 +2230,7 @@
       </w:pPr>
       <w:r>
         <w:rPr>
-          <w:rFonts w:ascii="Arial" w:hAnsi="Arial"/>
+          <w:rFonts w:ascii="Aptos" w:hAnsi="Aptos"/>
           <w:b w:val="0"/>
           <w:i w:val="0"/>
           <w:color w:val="000000"/>
@@ -2205,7 +2245,7 @@
       </w:pPr>
       <w:r>
         <w:rPr>
-          <w:rFonts w:ascii="Arial" w:hAnsi="Arial"/>
+          <w:rFonts w:ascii="Aptos" w:hAnsi="Aptos"/>
           <w:b w:val="0"/>
           <w:i w:val="0"/>
           <w:color w:val="000000"/>
@@ -2220,7 +2260,7 @@
       </w:pPr>
       <w:r>
         <w:rPr>
-          <w:rFonts w:ascii="Arial" w:hAnsi="Arial"/>
+          <w:rFonts w:ascii="Aptos" w:hAnsi="Aptos"/>
           <w:b w:val="0"/>
           <w:i w:val="0"/>
           <w:color w:val="000000"/>
@@ -2235,13 +2275,33 @@
       </w:pPr>
       <w:r>
         <w:rPr>
-          <w:rFonts w:ascii="Arial" w:hAnsi="Arial"/>
+          <w:rFonts w:ascii="Aptos" w:hAnsi="Aptos"/>
           <w:b w:val="0"/>
           <w:i w:val="0"/>
           <w:color w:val="000000"/>
           <w:sz w:val="22"/>
         </w:rPr>
-        <w:t>Data &amp; Information Challenges</w:t>
+        <w:t>Ownership / Property</w:t>
+      </w:r>
+      <w:r>
+        <w:rPr>
+          <w:rFonts w:ascii="Aptos" w:hAnsi="Aptos"/>
+          <w:b w:val="0"/>
+          <w:i w:val="0"/>
+          <w:color w:val="000000"/>
+          <w:sz w:val="22"/>
+        </w:rPr>
+        <w:t xml:space="preserve"> </w:t>
+      </w:r>
+      <w:r>
+        <w:rPr>
+          <w:rFonts w:ascii="Aptos" w:hAnsi="Aptos"/>
+          <w:b w:val="0"/>
+          <w:i w:val="0"/>
+          <w:color w:val="000000"/>
+          <w:sz w:val="22"/>
+        </w:rPr>
+        <w:t>Research</w:t>
       </w:r>
     </w:p>
     <w:p>
@@ -2250,7 +2310,7 @@
       </w:pPr>
       <w:r>
         <w:rPr>
-          <w:rFonts w:ascii="Arial" w:hAnsi="Arial"/>
+          <w:rFonts w:ascii="Aptos" w:hAnsi="Aptos"/>
           <w:b w:val="0"/>
           <w:i w:val="0"/>
           <w:color w:val="000000"/>
@@ -2265,7 +2325,7 @@
       </w:pPr>
       <w:r>
         <w:rPr>
-          <w:rFonts w:ascii="Arial" w:hAnsi="Arial"/>
+          <w:rFonts w:ascii="Aptos" w:hAnsi="Aptos"/>
           <w:b w:val="0"/>
           <w:i w:val="0"/>
           <w:color w:val="000000"/>
@@ -2280,7 +2340,7 @@
       </w:pPr>
       <w:r>
         <w:rPr>
-          <w:rFonts w:ascii="Arial" w:hAnsi="Arial"/>
+          <w:rFonts w:ascii="Aptos" w:hAnsi="Aptos"/>
           <w:b w:val="0"/>
           <w:i w:val="0"/>
           <w:color w:val="000000"/>
@@ -2295,7 +2355,7 @@
       </w:pPr>
       <w:r>
         <w:rPr>
-          <w:rFonts w:ascii="Arial" w:hAnsi="Arial"/>
+          <w:rFonts w:ascii="Aptos" w:hAnsi="Aptos"/>
           <w:b w:val="0"/>
           <w:i w:val="0"/>
           <w:color w:val="000000"/>
@@ -2310,7 +2370,7 @@
       </w:pPr>
       <w:r>
         <w:rPr>
-          <w:rFonts w:ascii="Arial" w:hAnsi="Arial"/>
+          <w:rFonts w:ascii="Aptos" w:hAnsi="Aptos"/>
           <w:b w:val="0"/>
           <w:i w:val="0"/>
           <w:color w:val="000000"/>
@@ -2325,7 +2385,7 @@
       </w:pPr>
       <w:r>
         <w:rPr>
-          <w:rFonts w:ascii="Arial" w:hAnsi="Arial"/>
+          <w:rFonts w:ascii="Aptos" w:hAnsi="Aptos"/>
           <w:b w:val="0"/>
           <w:i w:val="0"/>
           <w:color w:val="000000"/>
@@ -2340,13 +2400,23 @@
       </w:pPr>
       <w:r>
         <w:rPr>
-          <w:rFonts w:ascii="Arial" w:hAnsi="Arial"/>
+          <w:rFonts w:ascii="Aptos" w:hAnsi="Aptos"/>
           <w:b w:val="0"/>
           <w:i w:val="0"/>
           <w:color w:val="000000"/>
           <w:sz w:val="22"/>
         </w:rPr>
-        <w:t>Field Functionality Limitations</w:t>
+        <w:t>System Mobility</w:t>
+      </w:r>
+      <w:r>
+        <w:rPr>
+          <w:rFonts w:ascii="Aptos" w:hAnsi="Aptos"/>
+          <w:b w:val="0"/>
+          <w:i w:val="0"/>
+          <w:color w:val="000000"/>
+          <w:sz w:val="22"/>
+        </w:rPr>
+        <w:t xml:space="preserve"> Limitations</w:t>
       </w:r>
     </w:p>
     <w:p>
@@ -2355,7 +2425,7 @@
       </w:pPr>
       <w:r>
         <w:rPr>
-          <w:rFonts w:ascii="Arial" w:hAnsi="Arial"/>
+          <w:rFonts w:ascii="Aptos" w:hAnsi="Aptos"/>
           <w:b w:val="0"/>
           <w:i w:val="0"/>
           <w:color w:val="000000"/>
@@ -2370,7 +2440,7 @@
       </w:pPr>
       <w:r>
         <w:rPr>
-          <w:rFonts w:ascii="Arial" w:hAnsi="Arial"/>
+          <w:rFonts w:ascii="Aptos" w:hAnsi="Aptos"/>
           <w:b w:val="0"/>
           <w:i w:val="0"/>
           <w:color w:val="000000"/>
@@ -2385,7 +2455,7 @@
       </w:pPr>
       <w:r>
         <w:rPr>
-          <w:rFonts w:ascii="Arial" w:hAnsi="Arial"/>
+          <w:rFonts w:ascii="Aptos" w:hAnsi="Aptos"/>
           <w:b w:val="0"/>
           <w:i w:val="0"/>
           <w:color w:val="000000"/>
@@ -2400,7 +2470,7 @@
       </w:pPr>
       <w:r>
         <w:rPr>
-          <w:rFonts w:ascii="Arial" w:hAnsi="Arial"/>
+          <w:rFonts w:ascii="Aptos" w:hAnsi="Aptos"/>
           <w:b w:val="0"/>
           <w:i w:val="0"/>
           <w:color w:val="000000"/>
@@ -2415,7 +2485,67 @@
       </w:pPr>
       <w:r>
         <w:rPr>
-          <w:rFonts w:ascii="Arial" w:hAnsi="Arial"/>
+          <w:rFonts w:ascii="Aptos" w:hAnsi="Aptos"/>
+          <w:b w:val="0"/>
+          <w:i w:val="0"/>
+          <w:color w:val="000000"/>
+          <w:sz w:val="22"/>
+        </w:rPr>
+        <w:t>Multiple Systems</w:t>
+      </w:r>
+    </w:p>
+    <w:p>
+      <w:pPr>
+        <w:pStyle w:val="ListParagraph"/>
+      </w:pPr>
+      <w:r>
+        <w:rPr>
+          <w:rFonts w:ascii="Aptos" w:hAnsi="Aptos"/>
+          <w:b w:val="0"/>
+          <w:i w:val="0"/>
+          <w:color w:val="000000"/>
+          <w:sz w:val="22"/>
+        </w:rPr>
+        <w:t>Too Many Systems: Inspectors must use IPS, AS400, GIS, Outlook, Dropbox, spreadsheets, lead maps, and external databases.</w:t>
+      </w:r>
+    </w:p>
+    <w:p>
+      <w:pPr>
+        <w:pStyle w:val="ListParagraph"/>
+      </w:pPr>
+      <w:r>
+        <w:rPr>
+          <w:rFonts w:ascii="Aptos" w:hAnsi="Aptos"/>
+          <w:b w:val="0"/>
+          <w:i w:val="0"/>
+          <w:color w:val="000000"/>
+          <w:sz w:val="22"/>
+        </w:rPr>
+        <w:t>Repeated Research: Ownership, water, and lead information require separate searches.</w:t>
+      </w:r>
+    </w:p>
+    <w:p>
+      <w:pPr>
+        <w:pStyle w:val="ListParagraph"/>
+      </w:pPr>
+      <w:r>
+        <w:rPr>
+          <w:rFonts w:ascii="Aptos" w:hAnsi="Aptos"/>
+          <w:b w:val="0"/>
+          <w:i w:val="0"/>
+          <w:color w:val="000000"/>
+          <w:sz w:val="22"/>
+        </w:rPr>
+        <w:t>No Single Source of Truth: Property information is spread across multiple applications.</w:t>
+      </w:r>
+    </w:p>
+    <w:p>
+      <w:pPr>
+        <w:pStyle w:val="ListParagraph"/>
+      </w:pPr>
+      <w:r>
+        <w:rPr>
+          <w:rFonts w:ascii="Aptos" w:hAnsi="Aptos"/>
           <w:b w:val="0"/>
           <w:i w:val="0"/>
           <w:color w:val="000000"/>
@@ -2430,65 +2560,7 @@
       </w:pPr>
       <w:r>
         <w:rPr>
-          <w:rFonts w:ascii="Arial" w:hAnsi="Arial"/>
-          <w:b w:val="0"/>
-          <w:i w:val="0"/>
-          <w:color w:val="000000"/>
-          <w:sz w:val="22"/>
-        </w:rPr>
-        <w:t>Multiple Systems</w:t>
-      </w:r>
-    </w:p>
-    <w:p>
-      <w:pPr>
-        <w:pStyle w:val="ListParagraph"/>
-      </w:pPr>
-      <w:r>
-        <w:rPr>
-          <w:rFonts w:ascii="Arial" w:hAnsi="Arial"/>
-          <w:b w:val="0"/>
-          <w:i w:val="0"/>
-          <w:color w:val="000000"/>
-          <w:sz w:val="22"/>
-        </w:rPr>
-        <w:t>Too Many Systems: Inspectors must use IPS, AS400, GIS, Outlook, Dropbox, spreadsheets, lead maps, and external databases.</w:t>
-      </w:r>
-    </w:p>
-    <w:p>
-      <w:pPr>
-        <w:pStyle w:val="ListParagraph"/>
-      </w:pPr>
-      <w:r>
-        <w:rPr>
-          <w:rFonts w:ascii="Arial" w:hAnsi="Arial"/>
-          <w:b w:val="0"/>
-          <w:i w:val="0"/>
-          <w:color w:val="000000"/>
-          <w:sz w:val="22"/>
-        </w:rPr>
-        <w:t>Repeated Research: Ownership, water, and lead information require separate searches.</w:t>
-      </w:r>
-    </w:p>
-    <w:p>
-      <w:pPr/>
-      <w:r>
-        <w:rPr>
-          <w:rFonts w:ascii="Arial" w:hAnsi="Arial"/>
-          <w:b w:val="0"/>
-          <w:i w:val="0"/>
-          <w:color w:val="000000"/>
-          <w:sz w:val="22"/>
-        </w:rPr>
-        <w:t>No Single Source of Truth: Property information is spread across multiple applications.</w:t>
-      </w:r>
-    </w:p>
-    <w:p>
-      <w:pPr>
-        <w:pStyle w:val="ListParagraph"/>
-      </w:pPr>
-      <w:r>
-        <w:rPr>
-          <w:rFonts w:ascii="Arial" w:hAnsi="Arial"/>
+          <w:rFonts w:ascii="Aptos" w:hAnsi="Aptos"/>
           <w:b w:val="0"/>
           <w:i w:val="0"/>
           <w:color w:val="000000"/>
@@ -2503,7 +2575,7 @@
       </w:pPr>
       <w:r>
         <w:rPr>
-          <w:rFonts w:ascii="Arial" w:hAnsi="Arial"/>
+          <w:rFonts w:ascii="Aptos" w:hAnsi="Aptos"/>
           <w:b w:val="0"/>
           <w:i w:val="0"/>
           <w:color w:val="000000"/>
@@ -2518,7 +2590,7 @@
       </w:pPr>
       <w:r>
         <w:rPr>
-          <w:rFonts w:ascii="Arial" w:hAnsi="Arial"/>
+          <w:rFonts w:ascii="Aptos" w:hAnsi="Aptos"/>
           <w:b w:val="0"/>
           <w:i w:val="0"/>
           <w:color w:val="000000"/>
@@ -2533,7 +2605,7 @@
       </w:pPr>
       <w:r>
         <w:rPr>
-          <w:rFonts w:ascii="Arial" w:hAnsi="Arial"/>
+          <w:rFonts w:ascii="Aptos" w:hAnsi="Aptos"/>
           <w:b w:val="0"/>
           <w:i w:val="0"/>
           <w:color w:val="000000"/>
@@ -2548,7 +2620,7 @@
       </w:pPr>
       <w:r>
         <w:rPr>
-          <w:rFonts w:ascii="Arial" w:hAnsi="Arial"/>
+          <w:rFonts w:ascii="Aptos" w:hAnsi="Aptos"/>
           <w:b w:val="0"/>
           <w:i w:val="0"/>
           <w:color w:val="000000"/>
@@ -2563,7 +2635,7 @@
       </w:pPr>
       <w:r>
         <w:rPr>
-          <w:rFonts w:ascii="Arial" w:hAnsi="Arial"/>
+          <w:rFonts w:ascii="Aptos" w:hAnsi="Aptos"/>
           <w:b w:val="0"/>
           <w:i w:val="0"/>
           <w:color w:val="000000"/>
@@ -2578,7 +2650,7 @@
       </w:pPr>
       <w:r>
         <w:rPr>
-          <w:rFonts w:ascii="Arial" w:hAnsi="Arial"/>
+          <w:rFonts w:ascii="Aptos" w:hAnsi="Aptos"/>
           <w:b w:val="0"/>
           <w:i w:val="0"/>
           <w:color w:val="000000"/>
@@ -2593,7 +2665,7 @@
       </w:pPr>
       <w:r>
         <w:rPr>
-          <w:rFonts w:ascii="Arial" w:hAnsi="Arial"/>
+          <w:rFonts w:ascii="Aptos" w:hAnsi="Aptos"/>
           <w:b w:val="0"/>
           <w:i w:val="0"/>
           <w:color w:val="000000"/>
@@ -2608,7 +2680,7 @@
       </w:pPr>
       <w:r>
         <w:rPr>
-          <w:rFonts w:ascii="Arial" w:hAnsi="Arial"/>
+          <w:rFonts w:ascii="Aptos" w:hAnsi="Aptos"/>
           <w:b w:val="0"/>
           <w:i w:val="0"/>
           <w:color w:val="000000"/>
@@ -2623,7 +2695,7 @@
       </w:pPr>
       <w:r>
         <w:rPr>
-          <w:rFonts w:ascii="Arial" w:hAnsi="Arial"/>
+          <w:rFonts w:ascii="Aptos" w:hAnsi="Aptos"/>
           <w:b w:val="0"/>
           <w:i w:val="0"/>
           <w:color w:val="000000"/>
@@ -2636,7 +2708,7 @@
       <w:pPr/>
       <w:r>
         <w:rPr>
-          <w:rFonts w:ascii="Arial" w:hAnsi="Arial"/>
+          <w:rFonts w:ascii="Aptos" w:hAnsi="Aptos"/>
           <w:b w:val="0"/>
           <w:i w:val="0"/>
           <w:color w:val="000000"/>
@@ -2666,7 +2738,7 @@
       </w:pPr>
       <w:r>
         <w:rPr>
-          <w:rFonts w:ascii="Arial" w:hAnsi="Arial"/>
+          <w:rFonts w:ascii="Aptos" w:hAnsi="Aptos"/>
           <w:b w:val="0"/>
           <w:i w:val="0"/>
           <w:color w:val="000000"/>
@@ -2681,7 +2753,7 @@
       </w:pPr>
       <w:r>
         <w:rPr>
-          <w:rFonts w:ascii="Arial" w:hAnsi="Arial"/>
+          <w:rFonts w:ascii="Aptos" w:hAnsi="Aptos"/>
           <w:b w:val="0"/>
           <w:i w:val="0"/>
           <w:color w:val="000000"/>
@@ -2696,7 +2768,7 @@
       </w:pPr>
       <w:r>
         <w:rPr>
-          <w:rFonts w:ascii="Arial" w:hAnsi="Arial"/>
+          <w:rFonts w:ascii="Aptos" w:hAnsi="Aptos"/>
           <w:b w:val="0"/>
           <w:i w:val="0"/>
           <w:color w:val="000000"/>
@@ -2711,7 +2783,7 @@
       </w:pPr>
       <w:r>
         <w:rPr>
-          <w:rFonts w:ascii="Arial" w:hAnsi="Arial"/>
+          <w:rFonts w:ascii="Aptos" w:hAnsi="Aptos"/>
           <w:b w:val="0"/>
           <w:i w:val="0"/>
           <w:color w:val="000000"/>
@@ -2726,7 +2798,7 @@
       </w:pPr>
       <w:r>
         <w:rPr>
-          <w:rFonts w:ascii="Arial" w:hAnsi="Arial"/>
+          <w:rFonts w:ascii="Aptos" w:hAnsi="Aptos"/>
           <w:b w:val="0"/>
           <w:i w:val="0"/>
           <w:color w:val="000000"/>
@@ -2741,7 +2813,7 @@
       </w:pPr>
       <w:r>
         <w:rPr>
-          <w:rFonts w:ascii="Arial" w:hAnsi="Arial"/>
+          <w:rFonts w:ascii="Aptos" w:hAnsi="Aptos"/>
           <w:b w:val="0"/>
           <w:i w:val="0"/>
           <w:color w:val="000000"/>
@@ -2756,7 +2828,7 @@
       </w:pPr>
       <w:r>
         <w:rPr>
-          <w:rFonts w:ascii="Arial" w:hAnsi="Arial"/>
+          <w:rFonts w:ascii="Aptos" w:hAnsi="Aptos"/>
           <w:b w:val="0"/>
           <w:i w:val="0"/>
           <w:color w:val="000000"/>
@@ -2771,13 +2843,23 @@
       </w:pPr>
       <w:r>
         <w:rPr>
-          <w:rFonts w:ascii="Arial" w:hAnsi="Arial"/>
+          <w:rFonts w:ascii="Aptos" w:hAnsi="Aptos"/>
           <w:b w:val="0"/>
           <w:i w:val="0"/>
           <w:color w:val="000000"/>
           <w:sz w:val="22"/>
         </w:rPr>
-        <w:t>Enhanced Data Access</w:t>
+        <w:t xml:space="preserve">Enhanced </w:t>
+      </w:r>
+      <w:r>
+        <w:rPr>
+          <w:rFonts w:ascii="Aptos" w:hAnsi="Aptos"/>
+          <w:b w:val="0"/>
+          <w:i w:val="0"/>
+          <w:color w:val="000000"/>
+          <w:sz w:val="22"/>
+        </w:rPr>
+        <w:t>Property Research</w:t>
       </w:r>
     </w:p>
     <w:p>
@@ -2786,7 +2868,7 @@
       </w:pPr>
       <w:r>
         <w:rPr>
-          <w:rFonts w:ascii="Arial" w:hAnsi="Arial"/>
+          <w:rFonts w:ascii="Aptos" w:hAnsi="Aptos"/>
           <w:b w:val="0"/>
           <w:i w:val="0"/>
           <w:color w:val="000000"/>
@@ -2801,7 +2883,7 @@
       </w:pPr>
       <w:r>
         <w:rPr>
-          <w:rFonts w:ascii="Arial" w:hAnsi="Arial"/>
+          <w:rFonts w:ascii="Aptos" w:hAnsi="Aptos"/>
           <w:b w:val="0"/>
           <w:i w:val="0"/>
           <w:color w:val="000000"/>
@@ -2816,7 +2898,7 @@
       </w:pPr>
       <w:r>
         <w:rPr>
-          <w:rFonts w:ascii="Arial" w:hAnsi="Arial"/>
+          <w:rFonts w:ascii="Aptos" w:hAnsi="Aptos"/>
           <w:b w:val="0"/>
           <w:i w:val="0"/>
           <w:color w:val="000000"/>
@@ -2831,7 +2913,7 @@
       </w:pPr>
       <w:r>
         <w:rPr>
-          <w:rFonts w:ascii="Arial" w:hAnsi="Arial"/>
+          <w:rFonts w:ascii="Aptos" w:hAnsi="Aptos"/>
           <w:b w:val="0"/>
           <w:i w:val="0"/>
           <w:color w:val="000000"/>
@@ -2846,7 +2928,7 @@
       </w:pPr>
       <w:r>
         <w:rPr>
-          <w:rFonts w:ascii="Arial" w:hAnsi="Arial"/>
+          <w:rFonts w:ascii="Aptos" w:hAnsi="Aptos"/>
           <w:b w:val="0"/>
           <w:i w:val="0"/>
           <w:color w:val="000000"/>
@@ -2861,7 +2943,7 @@
       </w:pPr>
       <w:r>
         <w:rPr>
-          <w:rFonts w:ascii="Arial" w:hAnsi="Arial"/>
+          <w:rFonts w:ascii="Aptos" w:hAnsi="Aptos"/>
           <w:b w:val="0"/>
           <w:i w:val="0"/>
           <w:color w:val="000000"/>
@@ -2876,7 +2958,7 @@
       </w:pPr>
       <w:r>
         <w:rPr>
-          <w:rFonts w:ascii="Arial" w:hAnsi="Arial"/>
+          <w:rFonts w:ascii="Aptos" w:hAnsi="Aptos"/>
           <w:b w:val="0"/>
           <w:i w:val="0"/>
           <w:color w:val="000000"/>
@@ -2891,7 +2973,7 @@
       </w:pPr>
       <w:r>
         <w:rPr>
-          <w:rFonts w:ascii="Arial" w:hAnsi="Arial"/>
+          <w:rFonts w:ascii="Aptos" w:hAnsi="Aptos"/>
           <w:b w:val="0"/>
           <w:i w:val="0"/>
           <w:color w:val="000000"/>
@@ -2906,7 +2988,7 @@
       </w:pPr>
       <w:r>
         <w:rPr>
-          <w:rFonts w:ascii="Arial" w:hAnsi="Arial"/>
+          <w:rFonts w:ascii="Aptos" w:hAnsi="Aptos"/>
           <w:b w:val="0"/>
           <w:i w:val="0"/>
           <w:color w:val="000000"/>
@@ -2921,7 +3003,7 @@
       </w:pPr>
       <w:r>
         <w:rPr>
-          <w:rFonts w:ascii="Arial" w:hAnsi="Arial"/>
+          <w:rFonts w:ascii="Aptos" w:hAnsi="Aptos"/>
           <w:b w:val="0"/>
           <w:i w:val="0"/>
           <w:color w:val="000000"/>
@@ -2936,7 +3018,7 @@
       </w:pPr>
       <w:r>
         <w:rPr>
-          <w:rFonts w:ascii="Arial" w:hAnsi="Arial"/>
+          <w:rFonts w:ascii="Aptos" w:hAnsi="Aptos"/>
           <w:b w:val="0"/>
           <w:i w:val="0"/>
           <w:color w:val="000000"/>
@@ -2951,7 +3033,7 @@
       </w:pPr>
       <w:r>
         <w:rPr>
-          <w:rFonts w:ascii="Arial" w:hAnsi="Arial"/>
+          <w:rFonts w:ascii="Aptos" w:hAnsi="Aptos"/>
           <w:b w:val="0"/>
           <w:i w:val="0"/>
           <w:color w:val="000000"/>
@@ -2966,7 +3048,7 @@
       </w:pPr>
       <w:r>
         <w:rPr>
-          <w:rFonts w:ascii="Arial" w:hAnsi="Arial"/>
+          <w:rFonts w:ascii="Aptos" w:hAnsi="Aptos"/>
           <w:b w:val="0"/>
           <w:i w:val="0"/>
           <w:color w:val="000000"/>
@@ -2981,7 +3063,7 @@
       </w:pPr>
       <w:r>
         <w:rPr>
-          <w:rFonts w:ascii="Arial" w:hAnsi="Arial"/>
+          <w:rFonts w:ascii="Aptos" w:hAnsi="Aptos"/>
           <w:b w:val="0"/>
           <w:i w:val="0"/>
           <w:color w:val="000000"/>
@@ -2996,7 +3078,7 @@
       </w:pPr>
       <w:r>
         <w:rPr>
-          <w:rFonts w:ascii="Arial" w:hAnsi="Arial"/>
+          <w:rFonts w:ascii="Aptos" w:hAnsi="Aptos"/>
           <w:b w:val="0"/>
           <w:i w:val="0"/>
           <w:color w:val="000000"/>
@@ -3006,16 +3088,18 @@
       </w:r>
     </w:p>
     <w:p>
-      <w:pPr/>
+      <w:pPr>
+        <w:pStyle w:val="ListParagraph"/>
+      </w:pPr>
       <w:r>
         <w:rPr>
-          <w:rFonts w:ascii="Arial" w:hAnsi="Arial"/>
+          <w:rFonts w:ascii="Aptos" w:hAnsi="Aptos"/>
           <w:b w:val="0"/>
           <w:i w:val="0"/>
           <w:color w:val="000000"/>
           <w:sz w:val="22"/>
         </w:rPr>
-        <w:t xml:space="preserve"> </w:t>
+        <w:t>Mobile &amp; In-Field Capabilities</w:t>
       </w:r>
     </w:p>
     <w:p>
@@ -3024,37 +3108,7 @@
       </w:pPr>
       <w:r>
         <w:rPr>
-          <w:rFonts w:ascii="Arial" w:hAnsi="Arial"/>
-          <w:b w:val="0"/>
-          <w:i w:val="0"/>
-          <w:color w:val="000000"/>
-          <w:sz w:val="22"/>
-        </w:rPr>
-        <w:t>Other</w:t>
-      </w:r>
-    </w:p>
-    <w:p>
-      <w:pPr>
-        <w:pStyle w:val="ListParagraph"/>
-      </w:pPr>
-      <w:r>
-        <w:rPr>
-          <w:rFonts w:ascii="Arial" w:hAnsi="Arial"/>
-          <w:b w:val="0"/>
-          <w:i w:val="0"/>
-          <w:color w:val="000000"/>
-          <w:sz w:val="22"/>
-        </w:rPr>
-        <w:t>Mobile &amp; Field Capabilities</w:t>
-      </w:r>
-    </w:p>
-    <w:p>
-      <w:pPr>
-        <w:pStyle w:val="ListParagraph"/>
-      </w:pPr>
-      <w:r>
-        <w:rPr>
-          <w:rFonts w:ascii="Arial" w:hAnsi="Arial"/>
+          <w:rFonts w:ascii="Aptos" w:hAnsi="Aptos"/>
           <w:b w:val="0"/>
           <w:i w:val="0"/>
           <w:color w:val="000000"/>
@@ -3069,7 +3123,7 @@
       </w:pPr>
       <w:r>
         <w:rPr>
-          <w:rFonts w:ascii="Arial" w:hAnsi="Arial"/>
+          <w:rFonts w:ascii="Aptos" w:hAnsi="Aptos"/>
           <w:b w:val="0"/>
           <w:i w:val="0"/>
           <w:color w:val="000000"/>
@@ -3084,7 +3138,7 @@
       </w:pPr>
       <w:r>
         <w:rPr>
-          <w:rFonts w:ascii="Arial" w:hAnsi="Arial"/>
+          <w:rFonts w:ascii="Aptos" w:hAnsi="Aptos"/>
           <w:b w:val="0"/>
           <w:i w:val="0"/>
           <w:color w:val="000000"/>
@@ -3099,7 +3153,7 @@
       </w:pPr>
       <w:r>
         <w:rPr>
-          <w:rFonts w:ascii="Arial" w:hAnsi="Arial"/>
+          <w:rFonts w:ascii="Aptos" w:hAnsi="Aptos"/>
           <w:b w:val="0"/>
           <w:i w:val="0"/>
           <w:color w:val="000000"/>
@@ -3114,7 +3168,7 @@
       </w:pPr>
       <w:r>
         <w:rPr>
-          <w:rFonts w:ascii="Arial" w:hAnsi="Arial"/>
+          <w:rFonts w:ascii="Aptos" w:hAnsi="Aptos"/>
           <w:b w:val="0"/>
           <w:i w:val="0"/>
           <w:color w:val="000000"/>
@@ -3129,7 +3183,7 @@
       </w:pPr>
       <w:r>
         <w:rPr>
-          <w:rFonts w:ascii="Arial" w:hAnsi="Arial"/>
+          <w:rFonts w:ascii="Aptos" w:hAnsi="Aptos"/>
           <w:b w:val="0"/>
           <w:i w:val="0"/>
           <w:color w:val="000000"/>
@@ -3144,7 +3198,7 @@
       </w:pPr>
       <w:r>
         <w:rPr>
-          <w:rFonts w:ascii="Arial" w:hAnsi="Arial"/>
+          <w:rFonts w:ascii="Aptos" w:hAnsi="Aptos"/>
           <w:b w:val="0"/>
           <w:i w:val="0"/>
           <w:color w:val="000000"/>
@@ -3159,7 +3213,7 @@
       </w:pPr>
       <w:r>
         <w:rPr>
-          <w:rFonts w:ascii="Arial" w:hAnsi="Arial"/>
+          <w:rFonts w:ascii="Aptos" w:hAnsi="Aptos"/>
           <w:b w:val="0"/>
           <w:i w:val="0"/>
           <w:color w:val="000000"/>
@@ -3174,7 +3228,7 @@
       </w:pPr>
       <w:r>
         <w:rPr>
-          <w:rFonts w:ascii="Arial" w:hAnsi="Arial"/>
+          <w:rFonts w:ascii="Aptos" w:hAnsi="Aptos"/>
           <w:b w:val="0"/>
           <w:i w:val="0"/>
           <w:color w:val="000000"/>
@@ -3189,7 +3243,7 @@
       </w:pPr>
       <w:r>
         <w:rPr>
-          <w:rFonts w:ascii="Arial" w:hAnsi="Arial"/>
+          <w:rFonts w:ascii="Aptos" w:hAnsi="Aptos"/>
           <w:b w:val="0"/>
           <w:i w:val="0"/>
           <w:color w:val="000000"/>
@@ -3204,7 +3258,7 @@
       </w:pPr>
       <w:r>
         <w:rPr>
-          <w:rFonts w:ascii="Arial" w:hAnsi="Arial"/>
+          <w:rFonts w:ascii="Aptos" w:hAnsi="Aptos"/>
           <w:b w:val="0"/>
           <w:i w:val="0"/>
           <w:color w:val="000000"/>
@@ -3219,7 +3273,7 @@
       </w:pPr>
       <w:r>
         <w:rPr>
-          <w:rFonts w:ascii="Arial" w:hAnsi="Arial"/>
+          <w:rFonts w:ascii="Aptos" w:hAnsi="Aptos"/>
           <w:b w:val="0"/>
           <w:i w:val="0"/>
           <w:color w:val="000000"/>
@@ -3234,7 +3288,7 @@
       </w:pPr>
       <w:r>
         <w:rPr>
-          <w:rFonts w:ascii="Arial" w:hAnsi="Arial"/>
+          <w:rFonts w:ascii="Aptos" w:hAnsi="Aptos"/>
           <w:b w:val="0"/>
           <w:i w:val="0"/>
           <w:color w:val="000000"/>
@@ -3249,7 +3303,7 @@
       </w:pPr>
       <w:r>
         <w:rPr>
-          <w:rFonts w:ascii="Arial" w:hAnsi="Arial"/>
+          <w:rFonts w:ascii="Aptos" w:hAnsi="Aptos"/>
           <w:b w:val="0"/>
           <w:i w:val="0"/>
           <w:color w:val="000000"/>
@@ -3264,7 +3318,7 @@
       </w:pPr>
       <w:r>
         <w:rPr>
-          <w:rFonts w:ascii="Arial" w:hAnsi="Arial"/>
+          <w:rFonts w:ascii="Aptos" w:hAnsi="Aptos"/>
           <w:b w:val="0"/>
           <w:i w:val="0"/>
           <w:color w:val="000000"/>
@@ -3279,13 +3333,38 @@
       </w:pPr>
       <w:r>
         <w:rPr>
-          <w:rFonts w:ascii="Arial" w:hAnsi="Arial"/>
+          <w:rFonts w:ascii="Aptos" w:hAnsi="Aptos"/>
           <w:b w:val="0"/>
           <w:i w:val="0"/>
           <w:color w:val="000000"/>
           <w:sz w:val="22"/>
         </w:rPr>
         <w:t>Improved User Experience: Maintain IPS's user-friendly design while improving efficiency and functionality.</w:t>
+      </w:r>
+    </w:p>
+    <w:p>
+      <w:pPr>
+        <w:pStyle w:val="ListParagraph"/>
+      </w:pPr>
+      <w:r>
+        <w:rPr>
+          <w:rFonts w:ascii="Aptos" w:hAnsi="Aptos"/>
+          <w:b w:val="0"/>
+          <w:i w:val="0"/>
+          <w:color w:val="000000"/>
+          <w:sz w:val="22"/>
+        </w:rPr>
+        <w:t>Other</w:t>
+      </w:r>
+      <w:r>
+        <w:rPr>
+          <w:rFonts w:ascii="Aptos" w:hAnsi="Aptos"/>
+          <w:b w:val="0"/>
+          <w:i w:val="0"/>
+          <w:color w:val="000000"/>
+          <w:sz w:val="22"/>
+        </w:rPr>
+        <w:t>:</w:t>
       </w:r>
     </w:p>
     <w:sectPr>

--- a/round1/output/docx_sections/DOCE Housing Inspectors.docx
+++ b/round1/output/docx_sections/DOCE Housing Inspectors.docx
@@ -188,7 +188,17 @@
           <w:color w:val="000000"/>
           <w:sz w:val="22"/>
         </w:rPr>
-        <w:t>Identify code violations and document deficiencies.</w:t>
+        <w:t>Identify</w:t>
+      </w:r>
+      <w:r>
+        <w:rPr>
+          <w:rFonts w:ascii="Aptos" w:hAnsi="Aptos"/>
+          <w:b w:val="0"/>
+          <w:i w:val="0"/>
+          <w:color w:val="000000"/>
+          <w:sz w:val="22"/>
+        </w:rPr>
+        <w:t xml:space="preserve"> code violations and document deficiencies.</w:t>
       </w:r>
     </w:p>
     <w:p>
@@ -388,7 +398,27 @@
           <w:color w:val="000000"/>
           <w:sz w:val="22"/>
         </w:rPr>
-        <w:t>Provide guidance regarding housing code requirements and compliance expectations.</w:t>
+        <w:t xml:space="preserve">Provide guidance </w:t>
+      </w:r>
+      <w:r>
+        <w:rPr>
+          <w:rFonts w:ascii="Aptos" w:hAnsi="Aptos"/>
+          <w:b w:val="0"/>
+          <w:i w:val="0"/>
+          <w:color w:val="000000"/>
+          <w:sz w:val="22"/>
+        </w:rPr>
+        <w:t>regarding</w:t>
+      </w:r>
+      <w:r>
+        <w:rPr>
+          <w:rFonts w:ascii="Aptos" w:hAnsi="Aptos"/>
+          <w:b w:val="0"/>
+          <w:i w:val="0"/>
+          <w:color w:val="000000"/>
+          <w:sz w:val="22"/>
+        </w:rPr>
+        <w:t xml:space="preserve"> housing code requirements and compliance.</w:t>
       </w:r>
     </w:p>
     <w:p>
@@ -2729,7 +2759,17 @@
           <w:color w:val="0F4761"/>
           <w:sz w:val="28"/>
         </w:rPr>
-        <w:t>Expectations:</w:t>
+        <w:t>Expect</w:t>
+      </w:r>
+      <w:r>
+        <w:rPr>
+          <w:rFonts w:ascii="Aptos" w:hAnsi="Aptos"/>
+          <w:b w:val="0"/>
+          <w:i w:val="0"/>
+          <w:color w:val="0F4761"/>
+          <w:sz w:val="28"/>
+        </w:rPr>
+        <w:t>ation:</w:t>
       </w:r>
     </w:p>
     <w:p>
